--- a/practice/data/theory/jungol/03_고등/5주차/2026년_5차_고등_숙제_교사용_2019-2025.docx
+++ b/practice/data/theory/jungol/03_고등/5주차/2026년_5차_고등_숙제_교사용_2019-2025.docx
@@ -18,6 +18,7 @@
         </w:rPr>
         <w:t>&lt;</w:t>
       </w:r>
+      <w:proofErr w:type="spellStart"/>
       <w:r>
         <w:rPr>
           <w:rFonts w:ascii="Consolas" w:eastAsiaTheme="minorHAnsi" w:hAnsi="Consolas" w:cs="Consolas" w:hint="eastAsia"/>
@@ -26,6 +27,8 @@
         </w:rPr>
         <w:t>사고력상</w:t>
       </w:r>
+      <w:proofErr w:type="spellEnd"/>
+      <w:proofErr w:type="gramStart"/>
       <w:r>
         <w:rPr>
           <w:rFonts w:ascii="Consolas" w:eastAsiaTheme="minorHAnsi" w:hAnsi="Consolas" w:cs="Consolas" w:hint="eastAsia"/>
@@ -42,6 +45,7 @@
         </w:rPr>
         <w:t xml:space="preserve">  </w:t>
       </w:r>
+      <w:proofErr w:type="spellStart"/>
       <w:r>
         <w:rPr>
           <w:rFonts w:ascii="Consolas" w:eastAsiaTheme="minorHAnsi" w:hAnsi="Consolas" w:cs="Consolas" w:hint="eastAsia"/>
@@ -51,6 +55,8 @@
         </w:rPr>
         <w:t>뇌정지</w:t>
       </w:r>
+      <w:proofErr w:type="spellEnd"/>
+      <w:proofErr w:type="gramEnd"/>
       <w:r>
         <w:rPr>
           <w:rFonts w:ascii="Consolas" w:eastAsiaTheme="minorHAnsi" w:hAnsi="Consolas" w:cs="Consolas"/>
@@ -219,6 +225,7 @@
         </w:rPr>
         <w:t xml:space="preserve">, </w:t>
       </w:r>
+      <w:proofErr w:type="spellStart"/>
       <w:r>
         <w:rPr>
           <w:rFonts w:ascii="Consolas" w:eastAsiaTheme="minorHAnsi" w:hAnsi="Consolas" w:cs="맑은 고딕" w:hint="eastAsia"/>
@@ -227,6 +234,7 @@
         </w:rPr>
         <w:t>정칠각형의</w:t>
       </w:r>
+      <w:proofErr w:type="spellEnd"/>
       <w:r>
         <w:rPr>
           <w:rFonts w:ascii="Consolas" w:eastAsiaTheme="minorHAnsi" w:hAnsi="Consolas" w:cs="맑은 고딕" w:hint="eastAsia"/>
@@ -635,6 +643,7 @@
         </w:rPr>
         <w:t xml:space="preserve"> </w:t>
       </w:r>
+      <w:proofErr w:type="spellStart"/>
       <w:r>
         <w:rPr>
           <w:rFonts w:ascii="Consolas" w:eastAsiaTheme="minorHAnsi" w:hAnsi="Consolas" w:cs="맑은 고딕" w:hint="eastAsia"/>
@@ -643,6 +652,7 @@
         </w:rPr>
         <w:t>정칠각형은</w:t>
       </w:r>
+      <w:proofErr w:type="spellEnd"/>
       <w:r>
         <w:rPr>
           <w:rFonts w:ascii="Consolas" w:eastAsiaTheme="minorHAnsi" w:hAnsi="Consolas" w:cs="맑은 고딕" w:hint="eastAsia"/>
@@ -2008,6 +2018,7 @@
           <w:szCs w:val="24"/>
         </w:rPr>
       </w:pPr>
+      <w:proofErr w:type="gramStart"/>
       <w:r>
         <w:rPr>
           <w:rFonts w:ascii="Consolas" w:eastAsiaTheme="minorHAnsi" w:hAnsi="Consolas" w:cs="맑은 고딕"/>
@@ -2016,6 +2027,7 @@
         </w:rPr>
         <w:t>1234567891011121314151617181920212223242526 ...</w:t>
       </w:r>
+      <w:proofErr w:type="gramEnd"/>
     </w:p>
     <w:p>
       <w:pPr>
@@ -3842,10 +3854,12 @@
           <w:szCs w:val="24"/>
         </w:rPr>
       </w:pPr>
+      <w:proofErr w:type="spellStart"/>
       <w:r>
         <w:lastRenderedPageBreak/>
         <w:t>정오각뿔의</w:t>
       </w:r>
+      <w:proofErr w:type="spellEnd"/>
       <w:r>
         <w:t xml:space="preserve"> </w:t>
       </w:r>
@@ -4705,6 +4719,7 @@
         </w:rPr>
         <w:t xml:space="preserve">: </w:t>
       </w:r>
+      <w:proofErr w:type="spellStart"/>
       <w:r>
         <w:rPr>
           <w:rFonts w:ascii="Consolas" w:eastAsiaTheme="minorHAnsi" w:hAnsi="Consolas" w:cs="맑은 고딕"/>
@@ -4714,6 +4729,7 @@
         </w:rPr>
         <w:t>가운이가</w:t>
       </w:r>
+      <w:proofErr w:type="spellEnd"/>
       <w:r>
         <w:rPr>
           <w:rFonts w:ascii="Consolas" w:eastAsiaTheme="minorHAnsi" w:hAnsi="Consolas" w:cs="맑은 고딕"/>
@@ -6777,6 +6793,7 @@
         <w:lastRenderedPageBreak/>
         <w:t>&lt;</w:t>
       </w:r>
+      <w:proofErr w:type="spellStart"/>
       <w:r>
         <w:rPr>
           <w:rFonts w:ascii="Consolas" w:eastAsiaTheme="minorHAnsi" w:hAnsi="Consolas" w:cs="Consolas" w:hint="eastAsia"/>
@@ -6785,6 +6802,7 @@
         </w:rPr>
         <w:t>사고력상</w:t>
       </w:r>
+      <w:proofErr w:type="spellEnd"/>
       <w:r>
         <w:rPr>
           <w:rFonts w:ascii="Consolas" w:eastAsiaTheme="minorHAnsi" w:hAnsi="Consolas" w:cs="Consolas"/>
@@ -6816,6 +6834,7 @@
         </w:rPr>
         <w:t xml:space="preserve"> </w:t>
       </w:r>
+      <w:proofErr w:type="spellStart"/>
       <w:r>
         <w:rPr>
           <w:rFonts w:ascii="Consolas" w:eastAsiaTheme="minorHAnsi" w:hAnsi="Consolas" w:cs="맑은 고딕" w:hint="eastAsia"/>
@@ -6824,6 +6843,7 @@
         </w:rPr>
         <w:t>거리점프</w:t>
       </w:r>
+      <w:proofErr w:type="spellEnd"/>
       <w:r>
         <w:rPr>
           <w:rFonts w:ascii="Consolas" w:eastAsiaTheme="minorHAnsi" w:hAnsi="Consolas" w:cs="맑은 고딕"/>
@@ -8083,6 +8103,7 @@
         <w:lastRenderedPageBreak/>
         <w:t>&lt;</w:t>
       </w:r>
+      <w:proofErr w:type="spellStart"/>
       <w:r>
         <w:rPr>
           <w:rFonts w:ascii="Consolas" w:eastAsiaTheme="minorHAnsi" w:hAnsi="Consolas" w:cs="Consolas" w:hint="eastAsia"/>
@@ -8091,6 +8112,7 @@
         </w:rPr>
         <w:t>사고력상</w:t>
       </w:r>
+      <w:proofErr w:type="spellEnd"/>
       <w:r>
         <w:rPr>
           <w:rFonts w:ascii="Consolas" w:eastAsiaTheme="minorHAnsi" w:hAnsi="Consolas" w:cs="Consolas"/>
@@ -8770,7 +8792,15 @@
         <w:rPr>
           <w:rFonts w:ascii="Consolas" w:eastAsiaTheme="minorHAnsi" w:hAnsi="Consolas" w:cs="Consolas" w:hint="eastAsia"/>
         </w:rPr>
-        <w:t>내는</w:t>
+        <w:t>내</w:t>
+      </w:r>
+      <w:bookmarkStart w:id="0" w:name="_GoBack"/>
+      <w:bookmarkEnd w:id="0"/>
+      <w:r>
+        <w:rPr>
+          <w:rFonts w:ascii="Consolas" w:eastAsiaTheme="minorHAnsi" w:hAnsi="Consolas" w:cs="Consolas" w:hint="eastAsia"/>
+        </w:rPr>
+        <w:t>는</w:t>
       </w:r>
       <w:r>
         <w:rPr>
@@ -16447,8 +16477,6 @@
           <w:rFonts w:eastAsia="DengXian" w:hint="eastAsia"/>
         </w:rPr>
       </w:pPr>
-      <w:bookmarkStart w:id="0" w:name="_GoBack"/>
-      <w:bookmarkEnd w:id="0"/>
     </w:p>
     <w:sectPr>
       <w:headerReference w:type="even" r:id="rId7"/>
@@ -16758,7 +16786,7 @@
                 <w:bCs/>
                 <w:noProof/>
               </w:rPr>
-              <w:t>7</w:t>
+              <w:t>5</w:t>
             </w:r>
             <w:r>
               <w:rPr>
@@ -16938,12 +16966,14 @@
     <w:pPr>
       <w:pStyle w:val="a3"/>
     </w:pPr>
+    <w:proofErr w:type="spellStart"/>
     <w:r>
       <w:rPr>
         <w:rFonts w:hint="eastAsia"/>
       </w:rPr>
       <w:t>대회준비도</w:t>
     </w:r>
+    <w:proofErr w:type="spellEnd"/>
     <w:r>
       <w:t xml:space="preserve"> </w:t>
     </w:r>
@@ -16953,12 +16983,16 @@
     <w:r>
       <w:t xml:space="preserve"> </w:t>
     </w:r>
+    <w:proofErr w:type="spellStart"/>
+    <w:proofErr w:type="gramStart"/>
     <w:r>
       <w:t>두잉창의코딩</w:t>
     </w:r>
+    <w:proofErr w:type="spellEnd"/>
     <w:r>
       <w:t xml:space="preserve"> !</w:t>
     </w:r>
+    <w:proofErr w:type="gramEnd"/>
   </w:p>
 </w:hdr>
 </file>
@@ -17003,7 +17037,13 @@
       <w:rPr>
         <w:rFonts w:hint="eastAsia"/>
       </w:rPr>
-      <w:t>중학생</w:t>
+      <w:t>고등</w:t>
+    </w:r>
+    <w:r>
+      <w:rPr>
+        <w:rFonts w:hint="eastAsia"/>
+      </w:rPr>
+      <w:t>학생</w:t>
     </w:r>
     <w:r>
       <w:rPr>

--- a/practice/data/theory/jungol/03_고등/5주차/2026년_5차_고등_숙제_교사용_2019-2025.docx
+++ b/practice/data/theory/jungol/03_고등/5주차/2026년_5차_고등_숙제_교사용_2019-2025.docx
@@ -8792,15 +8792,7 @@
         <w:rPr>
           <w:rFonts w:ascii="Consolas" w:eastAsiaTheme="minorHAnsi" w:hAnsi="Consolas" w:cs="Consolas" w:hint="eastAsia"/>
         </w:rPr>
-        <w:t>내</w:t>
-      </w:r>
-      <w:bookmarkStart w:id="0" w:name="_GoBack"/>
-      <w:bookmarkEnd w:id="0"/>
-      <w:r>
-        <w:rPr>
-          <w:rFonts w:ascii="Consolas" w:eastAsiaTheme="minorHAnsi" w:hAnsi="Consolas" w:cs="Consolas" w:hint="eastAsia"/>
-        </w:rPr>
-        <w:t>는</w:t>
+        <w:t>내는</w:t>
       </w:r>
       <w:r>
         <w:rPr>
@@ -10336,6 +10328,22 @@
           <w:szCs w:val="24"/>
         </w:rPr>
         <w:t>번</w:t>
+      </w:r>
+      <w:r>
+        <w:rPr>
+          <w:rFonts w:ascii="Consolas" w:eastAsiaTheme="minorHAnsi" w:hAnsi="Consolas" w:cs="Consolas" w:hint="eastAsia"/>
+          <w:sz w:val="24"/>
+          <w:szCs w:val="24"/>
+        </w:rPr>
+        <w:t xml:space="preserve"> </w:t>
+      </w:r>
+      <w:r>
+        <w:rPr>
+          <w:rFonts w:ascii="Consolas" w:eastAsiaTheme="minorHAnsi" w:hAnsi="Consolas" w:cs="Consolas" w:hint="eastAsia"/>
+          <w:sz w:val="24"/>
+          <w:szCs w:val="24"/>
+        </w:rPr>
+        <w:t>변형</w:t>
       </w:r>
       <w:r>
         <w:rPr>
@@ -10676,7 +10684,7 @@
               <w:jc w:val="center"/>
             </w:pPr>
             <w:r>
-              <w:t>40</w:t>
+              <w:t>45</w:t>
             </w:r>
           </w:p>
         </w:tc>
@@ -10691,7 +10699,7 @@
               <w:jc w:val="center"/>
             </w:pPr>
             <w:r>
-              <w:t>35</w:t>
+              <w:t>40</w:t>
             </w:r>
           </w:p>
         </w:tc>
@@ -10704,6 +10712,35 @@
             <w:pPr>
               <w:pStyle w:val="Compact"/>
               <w:jc w:val="center"/>
+            </w:pPr>
+            <w:r>
+              <w:t>35</w:t>
+            </w:r>
+          </w:p>
+        </w:tc>
+        <w:tc>
+          <w:tcPr>
+            <w:cnfStyle w:val="000010000000" w:firstRow="0" w:lastRow="0" w:firstColumn="0" w:lastColumn="0" w:oddVBand="1" w:evenVBand="0" w:oddHBand="0" w:evenHBand="0" w:firstRowFirstColumn="0" w:firstRowLastColumn="0" w:lastRowFirstColumn="0" w:lastRowLastColumn="0"/>
+            <w:tcW w:w="585" w:type="dxa"/>
+          </w:tcPr>
+          <w:p>
+            <w:pPr>
+              <w:pStyle w:val="Compact"/>
+              <w:jc w:val="center"/>
+            </w:pPr>
+            <w:r>
+              <w:t>32</w:t>
+            </w:r>
+          </w:p>
+        </w:tc>
+        <w:tc>
+          <w:tcPr>
+            <w:cnfStyle w:val="000001000000" w:firstRow="0" w:lastRow="0" w:firstColumn="0" w:lastColumn="0" w:oddVBand="0" w:evenVBand="1" w:oddHBand="0" w:evenHBand="0" w:firstRowFirstColumn="0" w:firstRowLastColumn="0" w:lastRowFirstColumn="0" w:lastRowLastColumn="0"/>
+            <w:tcW w:w="585" w:type="dxa"/>
+          </w:tcPr>
+          <w:p>
+            <w:pPr>
+              <w:pStyle w:val="Compact"/>
             </w:pPr>
             <w:r>
               <w:t>30</w:t>
@@ -10721,7 +10758,7 @@
               <w:jc w:val="center"/>
             </w:pPr>
             <w:r>
-              <w:t>29</w:t>
+              <w:t>28</w:t>
             </w:r>
           </w:p>
         </w:tc>
@@ -10751,7 +10788,7 @@
               <w:jc w:val="center"/>
             </w:pPr>
             <w:r>
-              <w:t>24</w:t>
+              <w:t>22</w:t>
             </w:r>
           </w:p>
         </w:tc>
@@ -10782,36 +10819,6 @@
             </w:pPr>
             <w:r>
               <w:t>18</w:t>
-            </w:r>
-          </w:p>
-        </w:tc>
-        <w:tc>
-          <w:tcPr>
-            <w:cnfStyle w:val="000001000000" w:firstRow="0" w:lastRow="0" w:firstColumn="0" w:lastColumn="0" w:oddVBand="0" w:evenVBand="1" w:oddHBand="0" w:evenHBand="0" w:firstRowFirstColumn="0" w:firstRowLastColumn="0" w:lastRowFirstColumn="0" w:lastRowLastColumn="0"/>
-            <w:tcW w:w="585" w:type="dxa"/>
-          </w:tcPr>
-          <w:p>
-            <w:pPr>
-              <w:pStyle w:val="Compact"/>
-              <w:jc w:val="center"/>
-            </w:pPr>
-            <w:r>
-              <w:t>16</w:t>
-            </w:r>
-          </w:p>
-        </w:tc>
-        <w:tc>
-          <w:tcPr>
-            <w:cnfStyle w:val="000010000000" w:firstRow="0" w:lastRow="0" w:firstColumn="0" w:lastColumn="0" w:oddVBand="1" w:evenVBand="0" w:oddHBand="0" w:evenHBand="0" w:firstRowFirstColumn="0" w:firstRowLastColumn="0" w:lastRowFirstColumn="0" w:lastRowLastColumn="0"/>
-            <w:tcW w:w="585" w:type="dxa"/>
-          </w:tcPr>
-          <w:p>
-            <w:pPr>
-              <w:pStyle w:val="Compact"/>
-              <w:jc w:val="center"/>
-            </w:pPr>
-            <w:r>
-              <w:t>16</w:t>
             </w:r>
           </w:p>
         </w:tc>
@@ -10871,7 +10878,7 @@
               <w:jc w:val="center"/>
             </w:pPr>
             <w:r>
-              <w:t>8</w:t>
+              <w:t>9</w:t>
             </w:r>
           </w:p>
         </w:tc>
@@ -10886,7 +10893,7 @@
               <w:jc w:val="center"/>
             </w:pPr>
             <w:r>
-              <w:t>7</w:t>
+              <w:t>8</w:t>
             </w:r>
           </w:p>
         </w:tc>
@@ -10944,7 +10951,7 @@
               <w:jc w:val="center"/>
             </w:pPr>
             <w:r>
-              <w:t>2</w:t>
+              <w:t>3</w:t>
             </w:r>
           </w:p>
         </w:tc>
@@ -10989,7 +10996,7 @@
               <w:jc w:val="center"/>
             </w:pPr>
             <w:r>
-              <w:t>3</w:t>
+              <w:t>4</w:t>
             </w:r>
           </w:p>
         </w:tc>
@@ -11049,7 +11056,7 @@
               <w:jc w:val="center"/>
             </w:pPr>
             <w:r>
-              <w:t>2</w:t>
+              <w:t>3</w:t>
             </w:r>
           </w:p>
         </w:tc>
@@ -11064,7 +11071,7 @@
               <w:jc w:val="center"/>
             </w:pPr>
             <w:r>
-              <w:t>3</w:t>
+              <w:t>2</w:t>
             </w:r>
           </w:p>
         </w:tc>
@@ -11124,7 +11131,7 @@
               <w:jc w:val="center"/>
             </w:pPr>
             <w:r>
-              <w:t>3</w:t>
+              <w:t>4</w:t>
             </w:r>
           </w:p>
         </w:tc>
@@ -11154,7 +11161,7 @@
               <w:jc w:val="center"/>
             </w:pPr>
             <w:r>
-              <w:t>2</w:t>
+              <w:t>1</w:t>
             </w:r>
           </w:p>
         </w:tc>
@@ -11243,8 +11250,10 @@
                 <w:sz w:val="24"/>
                 <w:szCs w:val="24"/>
               </w:rPr>
-              <w:t>211</w:t>
+              <w:t>257</w:t>
             </w:r>
+            <w:bookmarkStart w:id="0" w:name="_GoBack"/>
+            <w:bookmarkEnd w:id="0"/>
           </w:p>
         </w:tc>
         <w:tc>
@@ -13818,7 +13827,7 @@
       <w:pPr>
         <w:pStyle w:val="ab"/>
         <w:rPr>
-          <w:rFonts w:ascii="Consolas" w:eastAsia="DengXian" w:hAnsi="Consolas" w:hint="eastAsia"/>
+          <w:rFonts w:ascii="Consolas" w:eastAsia="DengXian" w:hAnsi="Consolas"/>
         </w:rPr>
       </w:pPr>
       <w:r>
@@ -14148,7 +14157,7 @@
       <w:pPr>
         <w:pStyle w:val="ab"/>
         <w:rPr>
-          <w:rFonts w:ascii="Consolas" w:eastAsia="DengXian" w:hAnsi="Consolas" w:hint="eastAsia"/>
+          <w:rFonts w:ascii="Consolas" w:eastAsia="DengXian" w:hAnsi="Consolas"/>
         </w:rPr>
       </w:pPr>
     </w:p>
@@ -16474,7 +16483,7 @@
       <w:pPr>
         <w:pStyle w:val="ab"/>
         <w:rPr>
-          <w:rFonts w:eastAsia="DengXian" w:hint="eastAsia"/>
+          <w:rFonts w:eastAsia="DengXian"/>
         </w:rPr>
       </w:pPr>
     </w:p>
@@ -16786,7 +16795,7 @@
                 <w:bCs/>
                 <w:noProof/>
               </w:rPr>
-              <w:t>5</w:t>
+              <w:t>7</w:t>
             </w:r>
             <w:r>
               <w:rPr>
@@ -19266,27 +19275,9 @@
   </w:num>
   <w:num w:numId="24">
     <w:abstractNumId w:val="11"/>
-    <w:lvlOverride w:ilvl="0"/>
-    <w:lvlOverride w:ilvl="1"/>
-    <w:lvlOverride w:ilvl="2"/>
-    <w:lvlOverride w:ilvl="3"/>
-    <w:lvlOverride w:ilvl="4"/>
-    <w:lvlOverride w:ilvl="5"/>
-    <w:lvlOverride w:ilvl="6"/>
-    <w:lvlOverride w:ilvl="7"/>
-    <w:lvlOverride w:ilvl="8"/>
   </w:num>
   <w:num w:numId="25">
     <w:abstractNumId w:val="0"/>
-    <w:lvlOverride w:ilvl="0"/>
-    <w:lvlOverride w:ilvl="1"/>
-    <w:lvlOverride w:ilvl="2"/>
-    <w:lvlOverride w:ilvl="3"/>
-    <w:lvlOverride w:ilvl="4"/>
-    <w:lvlOverride w:ilvl="5"/>
-    <w:lvlOverride w:ilvl="6"/>
-    <w:lvlOverride w:ilvl="7"/>
-    <w:lvlOverride w:ilvl="8"/>
   </w:num>
 </w:numbering>
 </file>
